--- a/data/human_paras/human_para_40.docx
+++ b/data/human_paras/human_para_40.docx
@@ -4,7 +4,7 @@
   <w:body>
     <w:p>
       <w:r>
-        <w:t>Christianity and Judaism are both monotheistic, ethical faiths that share a portion of their texts; the Israelis' Bible, as well as Tanakh, seems to be the Christian' New Testament. Several core beliefs exist across these faiths: (1) that is only one God, (2) who's really great &amp;amp; (3) good, (4) the Almighty, (5) who exposes His Words to mankind, as well as (6) who intercessory prayers. Because Christianity and Judaism embrace the earth as a (7) good arena for God's action, (8) a location where humans must act ethically, and (9) a place that should be rescued from injustice. Both believe in the hereafter (10) and the notion of resurrection (Ref-f868999). Finally, all aspire to the advent of a Messiah as well as, inside the instance of current forms of Jewish, a Messianic period, as a final culmination of history and (12) the achievement of God's entire dominion on world with to the arrival of a Messiah or, in the world of modern types of Judaism, a Messiah age.</w:t>
+        <w:t>Apart from these fundamental parallels, Christianity is obligated to pay particular consideration to Judaism due to the fact that Jesus &amp; his followers were Jews (Ref-s680434). Jews live as Jewish, with both the Bible as their Torah, however as revolutionaries from inside, they attacked Jewish ideas and practices. Without a grasp of the Judaism of Jesus' period, his life &amp; lessons are entirely unintelligible. Though Christianity and Judaism have many ideas in common, they also have significant distinctions (Ref-s680434). First, God has it and original in Judaism; in Christianity, God is another one in essence, however the Christian God consists of three individuals: Dad, Son, &amp; Holy Spirit.</w:t>
       </w:r>
     </w:p>
     <w:sectPr>
